--- a/李翠萍-简历.docx
+++ b/李翠萍-简历.docx
@@ -1281,7 +1281,7 @@
                 <w:color w:val="6C7A89"/>
                 <w:sz w:val="20"/>
               </w:rPr>
-              <w:t>专升本   ·   本科</w:t>
+              <w:t xml:space="preserve">2018.02 — 2020.06   ·   专升本本科</w:t>
             </w:r>
           </w:p>
         </w:tc>

--- a/李翠萍-简历.docx
+++ b/李翠萍-简历.docx
@@ -1,6 +1,6 @@
 
 <file path=word/document.xml><?xml version="1.0" encoding="utf-8"?>
-<w:document xmlns:ns1="http://schemas.openxmlformats.org/markup-compatibility/2006" xmlns:ns3="http://schemas.openxmlformats.org/drawingml/2006/wordprocessingDrawing" xmlns:ns4="http://schemas.openxmlformats.org/drawingml/2006/main" xmlns:ns5="http://schemas.openxmlformats.org/drawingml/2006/picture" xmlns:ns6="http://schemas.openxmlformats.org/officeDocument/2006/relationships" xmlns:w="http://schemas.openxmlformats.org/wordprocessingml/2006/main" xmlns:w14="http://schemas.microsoft.com/office/word/2010/wordml" ns1:Ignorable="w14 w15 wp14">
+<w:document xmlns:wpc="http://schemas.microsoft.com/office/word/2010/wordprocessingCanvas" xmlns:cx="http://schemas.microsoft.com/office/drawing/2014/chartex" xmlns:cx1="http://schemas.microsoft.com/office/drawing/2015/9/8/chartex" xmlns:cx2="http://schemas.microsoft.com/office/drawing/2015/10/21/chartex" xmlns:cx3="http://schemas.microsoft.com/office/drawing/2016/5/9/chartex" xmlns:cx4="http://schemas.microsoft.com/office/drawing/2016/5/10/chartex" xmlns:cx5="http://schemas.microsoft.com/office/drawing/2016/5/11/chartex" xmlns:cx6="http://schemas.microsoft.com/office/drawing/2016/5/12/chartex" xmlns:cx7="http://schemas.microsoft.com/office/drawing/2016/5/13/chartex" xmlns:cx8="http://schemas.microsoft.com/office/drawing/2016/5/14/chartex" xmlns:mc="http://schemas.openxmlformats.org/markup-compatibility/2006" xmlns:o="urn:schemas-microsoft-com:office:office" xmlns:r="http://schemas.openxmlformats.org/officeDocument/2006/relationships" xmlns:m="http://schemas.openxmlformats.org/officeDocument/2006/math" xmlns:v="urn:schemas-microsoft-com:vml" xmlns:wp14="http://schemas.microsoft.com/office/word/2010/wordprocessingDrawing" xmlns:wp="http://schemas.openxmlformats.org/drawingml/2006/wordprocessingDrawing" xmlns:w="http://schemas.openxmlformats.org/wordprocessingml/2006/main" xmlns:w14="http://schemas.microsoft.com/office/word/2010/wordml" xmlns:w10="urn:schemas-microsoft-com:office:word" xmlns:w15="http://schemas.microsoft.com/office/word/2012/wordml" xmlns:wpg="http://schemas.microsoft.com/office/word/2010/wordprocessingGroup" xmlns:wpi="http://schemas.microsoft.com/office/word/2010/wordprocessingInk" xmlns:wne="http://schemas.microsoft.com/office/word/2006/wordml" xmlns:wps="http://schemas.microsoft.com/office/word/2010/wordprocessingShape" xmlns:wpsCustomData="http://www.wps.cn/officeDocument/2013/wpsCustomData" mc:Ignorable="w14 w15 wp14">
   <w:body>
     <w:tbl>
       <w:tblPr>
@@ -160,41 +160,41 @@
             </w:pPr>
             <w:r>
               <w:drawing>
-                <ns3:inline distT="0" distB="0" distL="114300" distR="114300">
-                  <ns3:extent cx="1151890" cy="1671320"/>
-                  <ns3:effectExtent l="0" t="0" r="3810" b="5080"/>
-                  <ns3:docPr id="1" name="Picture 1"/>
-                  <ns3:cNvGraphicFramePr>
-                    <ns4:graphicFrameLocks noChangeAspect="1"/>
-                  </ns3:cNvGraphicFramePr>
-                  <ns4:graphic>
-                    <ns4:graphicData uri="http://schemas.openxmlformats.org/drawingml/2006/picture">
-                      <ns5:pic>
-                        <ns5:nvPicPr>
-                          <ns5:cNvPr id="1" name="Picture 1"/>
-                          <ns5:cNvPicPr>
-                            <ns4:picLocks noChangeAspect="1"/>
-                          </ns5:cNvPicPr>
-                        </ns5:nvPicPr>
-                        <ns5:blipFill>
-                          <ns4:blip ns6:embed="rId6"/>
-                          <ns4:stretch>
-                            <ns4:fillRect/>
-                          </ns4:stretch>
-                        </ns5:blipFill>
-                        <ns5:spPr>
-                          <ns4:xfrm>
-                            <ns4:off x="0" y="0"/>
-                            <ns4:ext cx="1152000" cy="1671837"/>
-                          </ns4:xfrm>
-                          <ns4:prstGeom prst="rect">
-                            <ns4:avLst/>
-                          </ns4:prstGeom>
-                        </ns5:spPr>
-                      </ns5:pic>
-                    </ns4:graphicData>
-                  </ns4:graphic>
-                </ns3:inline>
+                <wp:inline distT="0" distB="0" distL="114300" distR="114300">
+                  <wp:extent cx="1151890" cy="1671320"/>
+                  <wp:effectExtent l="0" t="0" r="3810" b="5080"/>
+                  <wp:docPr id="1" name="Picture 1"/>
+                  <wp:cNvGraphicFramePr>
+                    <a:graphicFrameLocks xmlns:a="http://schemas.openxmlformats.org/drawingml/2006/main" noChangeAspect="1"/>
+                  </wp:cNvGraphicFramePr>
+                  <a:graphic xmlns:a="http://schemas.openxmlformats.org/drawingml/2006/main">
+                    <a:graphicData uri="http://schemas.openxmlformats.org/drawingml/2006/picture">
+                      <pic:pic xmlns:pic="http://schemas.openxmlformats.org/drawingml/2006/picture">
+                        <pic:nvPicPr>
+                          <pic:cNvPr id="1" name="Picture 1"/>
+                          <pic:cNvPicPr>
+                            <a:picLocks noChangeAspect="1"/>
+                          </pic:cNvPicPr>
+                        </pic:nvPicPr>
+                        <pic:blipFill>
+                          <a:blip r:embed="rId6"/>
+                          <a:stretch>
+                            <a:fillRect/>
+                          </a:stretch>
+                        </pic:blipFill>
+                        <pic:spPr>
+                          <a:xfrm>
+                            <a:off x="0" y="0"/>
+                            <a:ext cx="1152000" cy="1671837"/>
+                          </a:xfrm>
+                          <a:prstGeom prst="rect">
+                            <a:avLst/>
+                          </a:prstGeom>
+                        </pic:spPr>
+                      </pic:pic>
+                    </a:graphicData>
+                  </a:graphic>
+                </wp:inline>
               </w:drawing>
             </w:r>
           </w:p>
@@ -1281,7 +1281,7 @@
                 <w:color w:val="6C7A89"/>
                 <w:sz w:val="20"/>
               </w:rPr>
-              <w:t xml:space="preserve">2018.02 — 2020.06   ·   专升本本科</w:t>
+              <w:t>2018.02 — 2020.06   ·   专升本本科</w:t>
             </w:r>
           </w:p>
         </w:tc>
@@ -1434,8 +1434,6 @@
         </w:rPr>
         <w:t xml:space="preserve">9 年一线康复临床经验，覆盖神经康复与骨科术后康复两大方向，具备病区组长与教学带教双重管理经历。工作细致负责，富有耐心与同理心，善于与患者建立长期信任；持续学习前沿康复理念与技术，注重循证实践与团队协作，期待在新岗位上继续为患者的功能恢复贡献专业力量。</w:t>
       </w:r>
-      <w:bookmarkStart w:id="0" w:name="_GoBack"/>
-      <w:bookmarkEnd w:id="0"/>
     </w:p>
     <w:sectPr>
       <w:pgSz w:w="12240" w:h="15840"/>
